--- a/M13/Juego de los Villanos.docx
+++ b/M13/Juego de los Villanos.docx
@@ -3,11 +3,1065 @@
 <w:document xmlns:wpc="http://schemas.microsoft.com/office/word/2010/wordprocessingCanvas" xmlns:cx="http://schemas.microsoft.com/office/drawing/2014/chartex" xmlns:cx1="http://schemas.microsoft.com/office/drawing/2015/9/8/chartex" xmlns:cx2="http://schemas.microsoft.com/office/drawing/2015/10/21/chartex" xmlns:cx3="http://schemas.microsoft.com/office/drawing/2016/5/9/chartex" xmlns:cx4="http://schemas.microsoft.com/office/drawing/2016/5/10/chartex" xmlns:cx5="http://schemas.microsoft.com/office/drawing/2016/5/11/chartex" xmlns:cx6="http://schemas.microsoft.com/office/drawing/2016/5/12/chartex" xmlns:cx7="http://schemas.microsoft.com/office/drawing/2016/5/13/chartex" xmlns:cx8="http://schemas.microsoft.com/office/drawing/2016/5/14/chartex" xmlns:mc="http://schemas.openxmlformats.org/markup-compatibility/2006" xmlns:aink="http://schemas.microsoft.com/office/drawing/2016/ink" xmlns:am3d="http://schemas.microsoft.com/office/drawing/2017/model3d" xmlns:o="urn:schemas-microsoft-com:office:office" xmlns:oel="http://schemas.microsoft.com/office/2019/extlst" xmlns:r="http://schemas.openxmlformats.org/officeDocument/2006/relationships" xmlns:m="http://schemas.openxmlformats.org/officeDocument/2006/math" xmlns:v="urn:schemas-microsoft-com:vml" xmlns:wp14="http://schemas.microsoft.com/office/word/2010/wordprocessingDrawing" xmlns:wp="http://schemas.openxmlformats.org/drawingml/2006/wordprocessingDrawing" xmlns:w10="urn:schemas-microsoft-com:office:word" xmlns:w="http://schemas.openxmlformats.org/wordprocessingml/2006/main" xmlns:w14="http://schemas.microsoft.com/office/word/2010/wordml" xmlns:w15="http://schemas.microsoft.com/office/word/2012/wordml" xmlns:w16cex="http://schemas.microsoft.com/office/word/2018/wordml/cex" xmlns:w16cid="http://schemas.microsoft.com/office/word/2016/wordml/cid" xmlns:w16="http://schemas.microsoft.com/office/word/2018/wordml" xmlns:w16du="http://schemas.microsoft.com/office/word/2023/wordml/word16du" xmlns:w16sdtdh="http://schemas.microsoft.com/office/word/2020/wordml/sdtdatahash" xmlns:w16sdtfl="http://schemas.microsoft.com/office/word/2024/wordml/sdtformatlock" xmlns:w16se="http://schemas.microsoft.com/office/word/2015/wordml/symex" xmlns:wpg="http://schemas.microsoft.com/office/word/2010/wordprocessingGroup" xmlns:wpi="http://schemas.microsoft.com/office/word/2010/wordprocessingInk" xmlns:wne="http://schemas.microsoft.com/office/word/2006/wordml" xmlns:wps="http://schemas.microsoft.com/office/word/2010/wordprocessingShape" mc:Ignorable="w14 w15 w16se w16cid w16 w16cex w16sdtdh w16sdtfl w16du wp14">
   <w:body>
     <w:p>
-      <w:r>
+      <w:pPr>
+        <w:rPr>
+          <w:lang w:val="es-US"/>
+        </w:rPr>
+      </w:pPr>
+      <w:r>
+        <w:rPr>
+          <w:lang w:val="es-US"/>
+        </w:rPr>
+        <w:t xml:space="preserve">Requisitos de </w:t>
+      </w:r>
+      <w:r>
+        <w:rPr>
+          <w:lang w:val="es-US"/>
+        </w:rPr>
+        <w:t>Entrega</w:t>
+      </w:r>
+    </w:p>
+    <w:p>
+      <w:pPr>
+        <w:rPr>
+          <w:lang w:val="es-US"/>
+        </w:rPr>
+      </w:pPr>
+      <w:r>
+        <w:rPr>
+          <w:lang w:val="es-US"/>
+        </w:rPr>
+        <w:t>1. PSEUDOCÓDIGO</w:t>
+      </w:r>
+    </w:p>
+    <w:p>
+      <w:pPr>
+        <w:rPr>
+          <w:lang w:val="es-US"/>
+        </w:rPr>
+      </w:pPr>
+      <w:r>
+        <w:rPr>
+          <w:lang w:val="es-US"/>
+        </w:rPr>
+        <w:t>El programa comienza creando una clase llamada Player, la cual representa a cada jugador del juego. Cada jugador tiene un nombre, puntos de vida que comienzan en 100, y una fuerza inicial de 0.</w:t>
+      </w:r>
+    </w:p>
+    <w:p>
+      <w:pPr>
+        <w:rPr>
+          <w:lang w:val="es-US"/>
+        </w:rPr>
+      </w:pPr>
+      <w:r>
+        <w:rPr>
+          <w:lang w:val="es-US"/>
+        </w:rPr>
+        <w:t>Dentro de la clase, se define un método para generar la fuerza del jugador. Este método asigna un número aleatorio entre 1 y 20, lo que simula la intensidad del ataque en cada ronda.</w:t>
+      </w:r>
+    </w:p>
+    <w:p>
+      <w:pPr>
+        <w:rPr>
+          <w:lang w:val="es-US"/>
+        </w:rPr>
+      </w:pPr>
+      <w:r>
+        <w:rPr>
+          <w:lang w:val="es-US"/>
+        </w:rPr>
+        <w:t xml:space="preserve">También se define un método para recibir daño. Este método reduce los puntos de vida del jugador según el daño recibido. Si los puntos de vida </w:t>
+      </w:r>
+      <w:r>
+        <w:rPr>
+          <w:lang w:val="es-US"/>
+        </w:rPr>
+        <w:t>están por debajo de</w:t>
+      </w:r>
+      <w:r>
+        <w:rPr>
+          <w:lang w:val="es-US"/>
+        </w:rPr>
+        <w:t xml:space="preserve"> 0, se ajustan a 0 para evitar valores negativos.</w:t>
+      </w:r>
+    </w:p>
+    <w:p>
+      <w:pPr>
+        <w:rPr>
+          <w:lang w:val="es-US"/>
+        </w:rPr>
+      </w:pPr>
+      <w:r>
+        <w:rPr>
+          <w:lang w:val="es-US"/>
+        </w:rPr>
+        <w:t>En la función principal del programa, se crean dos objetos de la clase Player: uno para el superhéroe y otro para el villano. Ambos comienzan con 100 puntos de vida.</w:t>
+      </w:r>
+    </w:p>
+    <w:p>
+      <w:pPr>
+        <w:rPr>
+          <w:lang w:val="es-US"/>
+        </w:rPr>
+      </w:pPr>
+      <w:r>
+        <w:rPr>
+          <w:lang w:val="es-US"/>
+        </w:rPr>
+        <w:t>Luego, el programa entra en un ciclo que continúa mientras ambos jugadores tengan puntos de vida mayores que 0. En cada iteración, se muestran los puntos de vida actuales de ambos jugadores.</w:t>
+      </w:r>
+    </w:p>
+    <w:p>
+      <w:pPr>
+        <w:rPr>
+          <w:lang w:val="es-US"/>
+        </w:rPr>
+      </w:pPr>
+      <w:r>
+        <w:rPr>
+          <w:lang w:val="es-US"/>
+        </w:rPr>
+        <w:t>El programa solicita al usuario que presione la tecla 'h' para realizar un ataque o 'q' para salir del juego. Si el usuario decide salir, el programa termina.</w:t>
+      </w:r>
+    </w:p>
+    <w:p>
+      <w:pPr>
+        <w:rPr>
+          <w:lang w:val="es-US"/>
+        </w:rPr>
+      </w:pPr>
+      <w:r>
+        <w:rPr>
+          <w:lang w:val="es-US"/>
+        </w:rPr>
+        <w:t>Si el usuario elige atacar, ambos jugadores generan su fuerza de forma aleatoria. Luego se comparan las fuerzas.</w:t>
+      </w:r>
+    </w:p>
+    <w:p>
+      <w:pPr>
+        <w:rPr>
+          <w:lang w:val="es-US"/>
+        </w:rPr>
+      </w:pPr>
+      <w:r>
+        <w:rPr>
+          <w:lang w:val="es-US"/>
+        </w:rPr>
+        <w:t>El jugador con menor fuerza recibe daño, el cual se calcula como la diferencia entre ambas fuerzas. Si ambos jugadores tienen la misma fuerza, no ocurre daño.</w:t>
+      </w:r>
+    </w:p>
+    <w:p>
+      <w:pPr>
+        <w:rPr>
+          <w:lang w:val="es-US"/>
+        </w:rPr>
+      </w:pPr>
+      <w:r>
+        <w:rPr>
+          <w:lang w:val="es-US"/>
+        </w:rPr>
+        <w:t>Después de aplicar el daño, el programa vuelve a mostrar los puntos de vida actualizados de ambos jugadores.</w:t>
+      </w:r>
+    </w:p>
+    <w:p>
+      <w:pPr>
+        <w:rPr>
+          <w:lang w:val="es-US"/>
+        </w:rPr>
+      </w:pPr>
+      <w:r>
+        <w:rPr>
+          <w:lang w:val="es-US"/>
+        </w:rPr>
+        <w:t>El ciclo continúa repitiéndose hasta que uno de los jugadores pierde todos sus puntos de vida o el usuario decide salir del juego.</w:t>
+      </w:r>
+    </w:p>
+    <w:p>
+      <w:pPr>
+        <w:rPr>
+          <w:lang w:val="es-US"/>
+        </w:rPr>
+      </w:pPr>
+      <w:r>
+        <w:rPr>
+          <w:lang w:val="es-US"/>
+        </w:rPr>
+        <w:t>Al final, el programa determina quién ganó la batalla comparando los puntos de vida restantes y muestra un mensaje indicando el ganador o si el juego terminó por decisión del usuario.</w:t>
+      </w:r>
+    </w:p>
+    <w:p>
+      <w:pPr>
+        <w:rPr>
+          <w:lang w:val="es-US"/>
+        </w:rPr>
+      </w:pPr>
+      <w:r>
+        <w:rPr>
+          <w:lang w:val="es-US"/>
+        </w:rPr>
+        <w:t>Inicio del programa</w:t>
+      </w:r>
+    </w:p>
+    <w:p>
+      <w:pPr>
+        <w:rPr>
+          <w:lang w:val="es-US"/>
+        </w:rPr>
+      </w:pPr>
+      <w:r>
+        <w:rPr>
+          <w:lang w:val="es-US"/>
+        </w:rPr>
+        <w:t>Crear clase Player</w:t>
+      </w:r>
+    </w:p>
+    <w:p>
+      <w:pPr>
+        <w:rPr>
+          <w:lang w:val="es-US"/>
+        </w:rPr>
+      </w:pPr>
+      <w:r>
+        <w:rPr>
+          <w:lang w:val="es-US"/>
+        </w:rPr>
+        <w:lastRenderedPageBreak/>
+        <w:t xml:space="preserve">    Definir atributos:</w:t>
+      </w:r>
+    </w:p>
+    <w:p>
+      <w:pPr>
+        <w:rPr>
+          <w:lang w:val="es-US"/>
+        </w:rPr>
+      </w:pPr>
+      <w:r>
+        <w:rPr>
+          <w:lang w:val="es-US"/>
+        </w:rPr>
+        <w:t xml:space="preserve">        nombre</w:t>
+      </w:r>
+    </w:p>
+    <w:p>
+      <w:pPr>
+        <w:rPr>
+          <w:lang w:val="es-US"/>
+        </w:rPr>
+      </w:pPr>
+      <w:r>
+        <w:rPr>
+          <w:lang w:val="es-US"/>
+        </w:rPr>
+        <w:t xml:space="preserve">        puntos de vida = 100</w:t>
+      </w:r>
+    </w:p>
+    <w:p>
+      <w:pPr>
+        <w:rPr>
+          <w:lang w:val="es-US"/>
+        </w:rPr>
+      </w:pPr>
+      <w:r>
+        <w:rPr>
+          <w:lang w:val="es-US"/>
+        </w:rPr>
+        <w:t xml:space="preserve">        fuerza = 0</w:t>
+      </w:r>
+    </w:p>
+    <w:p>
+      <w:pPr>
+        <w:rPr>
+          <w:lang w:val="es-US"/>
+        </w:rPr>
+      </w:pPr>
+    </w:p>
+    <w:p>
+      <w:pPr>
+        <w:rPr>
+          <w:lang w:val="es-US"/>
+        </w:rPr>
+      </w:pPr>
+      <w:r>
+        <w:rPr>
+          <w:lang w:val="es-US"/>
+        </w:rPr>
+        <w:t xml:space="preserve">    Definir método </w:t>
+      </w:r>
+      <w:proofErr w:type="spellStart"/>
+      <w:r>
+        <w:rPr>
+          <w:lang w:val="es-US"/>
+        </w:rPr>
+        <w:t>setStrength</w:t>
+      </w:r>
+      <w:proofErr w:type="spellEnd"/>
+    </w:p>
+    <w:p>
+      <w:pPr>
+        <w:rPr>
+          <w:lang w:val="es-US"/>
+        </w:rPr>
+      </w:pPr>
+      <w:r>
+        <w:rPr>
+          <w:lang w:val="es-US"/>
+        </w:rPr>
+        <w:t xml:space="preserve">        Generar número aleatorio entre 1 y 20</w:t>
+      </w:r>
+    </w:p>
+    <w:p>
+      <w:pPr>
+        <w:rPr>
+          <w:lang w:val="es-US"/>
+        </w:rPr>
+      </w:pPr>
+      <w:r>
+        <w:rPr>
+          <w:lang w:val="es-US"/>
+        </w:rPr>
+        <w:t xml:space="preserve">        Guardarlo como fuerza</w:t>
+      </w:r>
+    </w:p>
+    <w:p>
+      <w:pPr>
+        <w:rPr>
+          <w:lang w:val="es-US"/>
+        </w:rPr>
+      </w:pPr>
+    </w:p>
+    <w:p>
+      <w:pPr>
+        <w:rPr>
+          <w:lang w:val="es-US"/>
+        </w:rPr>
+      </w:pPr>
+      <w:r>
+        <w:rPr>
+          <w:lang w:val="es-US"/>
+        </w:rPr>
+        <w:t xml:space="preserve">    Definir método </w:t>
+      </w:r>
+      <w:proofErr w:type="spellStart"/>
+      <w:r>
+        <w:rPr>
+          <w:lang w:val="es-US"/>
+        </w:rPr>
+        <w:t>receiveDamage</w:t>
+      </w:r>
+      <w:proofErr w:type="spellEnd"/>
+    </w:p>
+    <w:p>
+      <w:pPr>
+        <w:rPr>
+          <w:lang w:val="es-US"/>
+        </w:rPr>
+      </w:pPr>
+      <w:r>
+        <w:rPr>
+          <w:lang w:val="es-US"/>
+        </w:rPr>
+        <w:t xml:space="preserve">        Restar daño a puntos de vida</w:t>
+      </w:r>
+    </w:p>
+    <w:p>
+      <w:r>
+        <w:rPr>
+          <w:lang w:val="es-US"/>
+        </w:rPr>
+        <w:t xml:space="preserve">        </w:t>
+      </w:r>
+      <w:r>
+        <w:t xml:space="preserve">Si puntos de </w:t>
+      </w:r>
+      <w:proofErr w:type="spellStart"/>
+      <w:r>
+        <w:t>vida</w:t>
+      </w:r>
+      <w:proofErr w:type="spellEnd"/>
+    </w:p>
+    <w:p>
+      <w:pPr>
+        <w:rPr>
+          <w:lang w:val="es-US"/>
+        </w:rPr>
+      </w:pPr>
+      <w:r>
+        <w:rPr>
+          <w:lang w:val="es-US"/>
+        </w:rPr>
+        <w:t>2</w:t>
+      </w:r>
+      <w:r>
+        <w:rPr>
+          <w:lang w:val="es-US"/>
+        </w:rPr>
+        <w:t xml:space="preserve">. </w:t>
+      </w:r>
+      <w:r>
+        <w:rPr>
+          <w:lang w:val="es-US"/>
+        </w:rPr>
+        <w:t>ARCHIVO DE PYTHON</w:t>
+      </w:r>
+    </w:p>
+    <w:p>
+      <w:pPr>
+        <w:rPr>
+          <w:lang w:val="es-US"/>
+        </w:rPr>
+      </w:pPr>
+      <w:r>
+        <w:rPr>
+          <w:lang w:val="es-US"/>
+        </w:rPr>
+        <w:t>El código fuente en es</w:t>
+      </w:r>
+      <w:r>
+        <w:rPr>
+          <w:lang w:val="es-US"/>
+        </w:rPr>
+        <w:t xml:space="preserve">te enlace </w:t>
+      </w:r>
+      <w:hyperlink r:id="rId5" w:history="1">
+        <w:r>
+          <w:rPr>
+            <w:rStyle w:val="Hyperlink"/>
+            <w:lang w:val="es-US"/>
+          </w:rPr>
+          <w:t>https://github.com/Figueresgirl/CS1400-Biblioteca/tree/main/M13</w:t>
+        </w:r>
+      </w:hyperlink>
+    </w:p>
+    <w:p>
+      <w:pPr>
+        <w:rPr>
+          <w:lang w:val="es-US"/>
+        </w:rPr>
+      </w:pPr>
+      <w:r>
+        <w:rPr>
+          <w:noProof/>
+        </w:rPr>
         <w:drawing>
-          <wp:inline distT="0" distB="0" distL="0" distR="0" wp14:anchorId="6840163D" wp14:editId="4F9FDAC8">
+          <wp:anchor distT="0" distB="0" distL="114300" distR="114300" simplePos="0" relativeHeight="251661312" behindDoc="1" locked="0" layoutInCell="1" allowOverlap="1" wp14:anchorId="14AA10F3" wp14:editId="70FB5F92">
+            <wp:simplePos x="0" y="0"/>
+            <wp:positionH relativeFrom="margin">
+              <wp:align>left</wp:align>
+            </wp:positionH>
+            <wp:positionV relativeFrom="margin">
+              <wp:posOffset>4922520</wp:posOffset>
+            </wp:positionV>
+            <wp:extent cx="4884420" cy="3459480"/>
+            <wp:effectExtent l="0" t="0" r="0" b="7620"/>
+            <wp:wrapTight wrapText="bothSides">
+              <wp:wrapPolygon edited="0">
+                <wp:start x="0" y="0"/>
+                <wp:lineTo x="0" y="21529"/>
+                <wp:lineTo x="21482" y="21529"/>
+                <wp:lineTo x="21482" y="0"/>
+                <wp:lineTo x="0" y="0"/>
+              </wp:wrapPolygon>
+            </wp:wrapTight>
+            <wp:docPr id="509487151" name="Picture 1"/>
+            <wp:cNvGraphicFramePr>
+              <a:graphicFrameLocks xmlns:a="http://schemas.openxmlformats.org/drawingml/2006/main" noChangeAspect="1"/>
+            </wp:cNvGraphicFramePr>
+            <a:graphic xmlns:a="http://schemas.openxmlformats.org/drawingml/2006/main">
+              <a:graphicData uri="http://schemas.openxmlformats.org/drawingml/2006/picture">
+                <pic:pic xmlns:pic="http://schemas.openxmlformats.org/drawingml/2006/picture">
+                  <pic:nvPicPr>
+                    <pic:cNvPr id="1843086563" name=""/>
+                    <pic:cNvPicPr/>
+                  </pic:nvPicPr>
+                  <pic:blipFill>
+                    <a:blip r:embed="rId6" cstate="print">
+                      <a:extLst>
+                        <a:ext uri="{28A0092B-C50C-407E-A947-70E740481C1C}">
+                          <a14:useLocalDpi xmlns:a14="http://schemas.microsoft.com/office/drawing/2010/main" val="0"/>
+                        </a:ext>
+                      </a:extLst>
+                    </a:blip>
+                    <a:stretch>
+                      <a:fillRect/>
+                    </a:stretch>
+                  </pic:blipFill>
+                  <pic:spPr>
+                    <a:xfrm>
+                      <a:off x="0" y="0"/>
+                      <a:ext cx="4884420" cy="3459480"/>
+                    </a:xfrm>
+                    <a:prstGeom prst="rect">
+                      <a:avLst/>
+                    </a:prstGeom>
+                  </pic:spPr>
+                </pic:pic>
+              </a:graphicData>
+            </a:graphic>
+            <wp14:sizeRelH relativeFrom="margin">
+              <wp14:pctWidth>0</wp14:pctWidth>
+            </wp14:sizeRelH>
+            <wp14:sizeRelV relativeFrom="margin">
+              <wp14:pctHeight>0</wp14:pctHeight>
+            </wp14:sizeRelV>
+          </wp:anchor>
+        </w:drawing>
+      </w:r>
+      <w:r>
+        <w:rPr>
+          <w:lang w:val="es-US"/>
+        </w:rPr>
+        <w:t>3</w:t>
+      </w:r>
+      <w:r>
+        <w:rPr>
+          <w:lang w:val="es-US"/>
+        </w:rPr>
+        <w:t xml:space="preserve">. </w:t>
+      </w:r>
+      <w:r>
+        <w:rPr>
+          <w:lang w:val="es-US"/>
+        </w:rPr>
+        <w:t>CAPTURA DE PANTALLA</w:t>
+      </w:r>
+    </w:p>
+    <w:p>
+      <w:pPr>
+        <w:rPr>
+          <w:lang w:val="es-US"/>
+        </w:rPr>
+      </w:pPr>
+    </w:p>
+    <w:p>
+      <w:pPr>
+        <w:rPr>
+          <w:lang w:val="es-US"/>
+        </w:rPr>
+      </w:pPr>
+    </w:p>
+    <w:p>
+      <w:pPr>
+        <w:rPr>
+          <w:lang w:val="es-US"/>
+        </w:rPr>
+      </w:pPr>
+    </w:p>
+    <w:p>
+      <w:pPr>
+        <w:rPr>
+          <w:lang w:val="es-US"/>
+        </w:rPr>
+      </w:pPr>
+    </w:p>
+    <w:p>
+      <w:pPr>
+        <w:rPr>
+          <w:lang w:val="es-US"/>
+        </w:rPr>
+      </w:pPr>
+    </w:p>
+    <w:p>
+      <w:pPr>
+        <w:rPr>
+          <w:lang w:val="es-US"/>
+        </w:rPr>
+      </w:pPr>
+    </w:p>
+    <w:p>
+      <w:pPr>
+        <w:rPr>
+          <w:lang w:val="es-US"/>
+        </w:rPr>
+      </w:pPr>
+    </w:p>
+    <w:p>
+      <w:pPr>
+        <w:rPr>
+          <w:lang w:val="es-US"/>
+        </w:rPr>
+      </w:pPr>
+    </w:p>
+    <w:p>
+      <w:pPr>
+        <w:rPr>
+          <w:lang w:val="es-US"/>
+        </w:rPr>
+      </w:pPr>
+    </w:p>
+    <w:p>
+      <w:pPr>
+        <w:rPr>
+          <w:lang w:val="es-US"/>
+        </w:rPr>
+      </w:pPr>
+    </w:p>
+    <w:p>
+      <w:pPr>
+        <w:rPr>
+          <w:lang w:val="es-US"/>
+        </w:rPr>
+      </w:pPr>
+    </w:p>
+    <w:p>
+      <w:pPr>
+        <w:rPr>
+          <w:lang w:val="es-US"/>
+        </w:rPr>
+      </w:pPr>
+    </w:p>
+    <w:p>
+      <w:pPr>
+        <w:rPr>
+          <w:lang w:val="es-US"/>
+        </w:rPr>
+      </w:pPr>
+    </w:p>
+    <w:p>
+      <w:pPr>
+        <w:rPr>
+          <w:lang w:val="es-US"/>
+        </w:rPr>
+      </w:pPr>
+    </w:p>
+    <w:p>
+      <w:pPr>
+        <w:rPr>
+          <w:lang w:val="es-US"/>
+        </w:rPr>
+      </w:pPr>
+    </w:p>
+    <w:p>
+      <w:pPr>
+        <w:rPr>
+          <w:lang w:val="es-US"/>
+        </w:rPr>
+      </w:pPr>
+      <w:r>
+        <w:rPr>
+          <w:lang w:val="es-US"/>
+        </w:rPr>
+        <w:t>4</w:t>
+      </w:r>
+      <w:r>
+        <w:rPr>
+          <w:lang w:val="es-US"/>
+        </w:rPr>
+        <w:t>.</w:t>
+      </w:r>
+      <w:r>
+        <w:rPr>
+          <w:lang w:val="es-US"/>
+        </w:rPr>
+        <w:t>REFLEXION CON IA</w:t>
+      </w:r>
+    </w:p>
+    <w:p>
+      <w:pPr>
+        <w:rPr>
+          <w:lang w:val="es-US"/>
+        </w:rPr>
+      </w:pPr>
+    </w:p>
+    <w:p>
+      <w:pPr>
+        <w:rPr>
+          <w:b/>
+          <w:bCs/>
+          <w:lang w:val="es-US"/>
+        </w:rPr>
+      </w:pPr>
+      <w:r>
+        <w:rPr>
+          <w:b/>
+          <w:bCs/>
+          <w:lang w:val="es-US"/>
+        </w:rPr>
+        <w:t>Reflexión con IA</w:t>
+      </w:r>
+    </w:p>
+    <w:p>
+      <w:pPr>
+        <w:rPr>
+          <w:b/>
+          <w:bCs/>
+          <w:lang w:val="es-US"/>
+        </w:rPr>
+      </w:pPr>
+      <w:proofErr w:type="spellStart"/>
+      <w:r>
+        <w:rPr>
+          <w:b/>
+          <w:bCs/>
+          <w:lang w:val="es-US"/>
+        </w:rPr>
+        <w:t>Prompt</w:t>
+      </w:r>
+      <w:proofErr w:type="spellEnd"/>
+      <w:r>
+        <w:rPr>
+          <w:b/>
+          <w:bCs/>
+          <w:lang w:val="es-US"/>
+        </w:rPr>
+        <w:t xml:space="preserve"> utilizado:</w:t>
+      </w:r>
+    </w:p>
+    <w:p>
+      <w:pPr>
+        <w:rPr>
+          <w:lang w:val="es-US"/>
+        </w:rPr>
+      </w:pPr>
+      <w:r>
+        <w:rPr>
+          <w:b/>
+          <w:bCs/>
+          <w:lang w:val="es-US"/>
+        </w:rPr>
+        <w:t>“Hazme 3 preguntas para comprobar si entiendo mi código.”</w:t>
+      </w:r>
+    </w:p>
+    <w:p>
+      <w:pPr>
+        <w:rPr>
+          <w:b/>
+          <w:bCs/>
+          <w:lang w:val="es-US"/>
+        </w:rPr>
+      </w:pPr>
+      <w:r>
+        <w:rPr>
+          <w:b/>
+          <w:bCs/>
+          <w:lang w:val="es-US"/>
+        </w:rPr>
+        <w:t xml:space="preserve"> Pregunta 1</w:t>
+      </w:r>
+    </w:p>
+    <w:p>
+      <w:pPr>
+        <w:rPr>
+          <w:lang w:val="es-US"/>
+        </w:rPr>
+      </w:pPr>
+      <w:r>
+        <w:rPr>
+          <w:lang w:val="es-US"/>
+        </w:rPr>
+        <w:t>¿Cómo se generan los valores de fuerza en cada ronda y por qué se usan números aleatorios?</w:t>
+      </w:r>
+    </w:p>
+    <w:p>
+      <w:pPr>
+        <w:rPr>
+          <w:b/>
+          <w:bCs/>
+          <w:lang w:val="es-US"/>
+        </w:rPr>
+      </w:pPr>
+      <w:r>
+        <w:rPr>
+          <w:b/>
+          <w:bCs/>
+          <w:lang w:val="es-US"/>
+        </w:rPr>
+        <w:t>Respuesta:</w:t>
+      </w:r>
+    </w:p>
+    <w:p>
+      <w:pPr>
+        <w:rPr>
+          <w:lang w:val="es-US"/>
+        </w:rPr>
+      </w:pPr>
+      <w:r>
+        <w:rPr>
+          <w:lang w:val="es-US"/>
+        </w:rPr>
+        <w:t xml:space="preserve">Los valores de fuerza se generan usando el método </w:t>
+      </w:r>
+      <w:proofErr w:type="spellStart"/>
+      <w:r>
+        <w:rPr>
+          <w:lang w:val="es-US"/>
+        </w:rPr>
+        <w:t>setStrength</w:t>
+      </w:r>
+      <w:proofErr w:type="spellEnd"/>
+      <w:r>
+        <w:rPr>
+          <w:lang w:val="es-US"/>
+        </w:rPr>
+        <w:t xml:space="preserve">(), que utiliza la función </w:t>
+      </w:r>
+      <w:proofErr w:type="spellStart"/>
+      <w:r>
+        <w:rPr>
+          <w:lang w:val="es-US"/>
+        </w:rPr>
+        <w:t>random.randint</w:t>
+      </w:r>
+      <w:proofErr w:type="spellEnd"/>
+      <w:r>
+        <w:rPr>
+          <w:lang w:val="es-US"/>
+        </w:rPr>
+        <w:t>(1, 20). Esto permite que cada jugador obtenga un valor diferente en cada ronda. Se usan números aleatorios para simular un combate impredecible y hacer el juego más dinámico y realista.</w:t>
+      </w:r>
+    </w:p>
+    <w:p>
+      <w:pPr>
+        <w:rPr>
+          <w:b/>
+          <w:bCs/>
+          <w:lang w:val="es-US"/>
+        </w:rPr>
+      </w:pPr>
+      <w:r>
+        <w:rPr>
+          <w:b/>
+          <w:bCs/>
+          <w:lang w:val="es-US"/>
+        </w:rPr>
+        <w:t xml:space="preserve"> Retroalimentación de la IA:</w:t>
+      </w:r>
+    </w:p>
+    <w:p>
+      <w:pPr>
+        <w:rPr>
+          <w:lang w:val="es-US"/>
+        </w:rPr>
+      </w:pPr>
+      <w:r>
+        <w:rPr>
+          <w:lang w:val="es-US"/>
+        </w:rPr>
+        <w:t>La respuesta es correcta. Explica adecuadamente cómo se genera la fuerza y por qué el uso de números aleatorios es importante para la lógica del juego.</w:t>
+      </w:r>
+    </w:p>
+    <w:p>
+      <w:pPr>
+        <w:rPr>
+          <w:b/>
+          <w:bCs/>
+          <w:lang w:val="es-US"/>
+        </w:rPr>
+      </w:pPr>
+      <w:r>
+        <w:rPr>
+          <w:b/>
+          <w:bCs/>
+          <w:lang w:val="es-US"/>
+        </w:rPr>
+        <w:t xml:space="preserve"> Pregunta 2</w:t>
+      </w:r>
+    </w:p>
+    <w:p>
+      <w:pPr>
+        <w:rPr>
+          <w:lang w:val="es-US"/>
+        </w:rPr>
+      </w:pPr>
+      <w:r>
+        <w:rPr>
+          <w:lang w:val="es-US"/>
+        </w:rPr>
+        <w:t>¿Qué sucede cuando un jugador recibe daño y cómo se asegura el programa de que los puntos de vida no sean negativos?</w:t>
+      </w:r>
+    </w:p>
+    <w:p>
+      <w:pPr>
+        <w:rPr>
+          <w:b/>
+          <w:bCs/>
+          <w:lang w:val="es-US"/>
+        </w:rPr>
+      </w:pPr>
+      <w:r>
+        <w:rPr>
+          <w:b/>
+          <w:bCs/>
+          <w:lang w:val="es-US"/>
+        </w:rPr>
+        <w:t xml:space="preserve"> Respuesta:</w:t>
+      </w:r>
+    </w:p>
+    <w:p>
+      <w:pPr>
+        <w:rPr>
+          <w:lang w:val="es-US"/>
+        </w:rPr>
+      </w:pPr>
+      <w:r>
+        <w:rPr>
+          <w:lang w:val="es-US"/>
+        </w:rPr>
+        <w:t xml:space="preserve">Cuando un jugador recibe daño, el método </w:t>
+      </w:r>
+      <w:proofErr w:type="spellStart"/>
+      <w:r>
+        <w:rPr>
+          <w:lang w:val="es-US"/>
+        </w:rPr>
+        <w:t>receiveDamage</w:t>
+      </w:r>
+      <w:proofErr w:type="spellEnd"/>
+      <w:r>
+        <w:rPr>
+          <w:lang w:val="es-US"/>
+        </w:rPr>
+        <w:t>() resta el valor del daño a los puntos de vida del jugador. Después, el programa verifica si los puntos de vida son menores que 0, y si es así, los ajusta a 0. Esto evita que los puntos de vida tengan valores negativos.</w:t>
+      </w:r>
+    </w:p>
+    <w:p>
+      <w:pPr>
+        <w:rPr>
+          <w:b/>
+          <w:bCs/>
+          <w:lang w:val="es-US"/>
+        </w:rPr>
+      </w:pPr>
+      <w:r>
+        <w:rPr>
+          <w:b/>
+          <w:bCs/>
+          <w:lang w:val="es-US"/>
+        </w:rPr>
+        <w:lastRenderedPageBreak/>
+        <w:t xml:space="preserve"> Retroalimentación de la IA:</w:t>
+      </w:r>
+    </w:p>
+    <w:p>
+      <w:pPr>
+        <w:rPr>
+          <w:lang w:val="es-US"/>
+        </w:rPr>
+      </w:pPr>
+      <w:r>
+        <w:rPr>
+          <w:lang w:val="es-US"/>
+        </w:rPr>
+        <w:t>Muy buena respuesta. Describe correctamente el proceso de reducción de vida y la validación para mantener valores válidos.</w:t>
+      </w:r>
+    </w:p>
+    <w:p>
+      <w:pPr>
+        <w:rPr>
+          <w:lang w:val="es-US"/>
+        </w:rPr>
+      </w:pPr>
+      <w:r>
+        <w:rPr>
+          <w:b/>
+          <w:bCs/>
+          <w:lang w:val="es-US"/>
+        </w:rPr>
+        <w:t>Pregunta 3</w:t>
+      </w:r>
+    </w:p>
+    <w:p>
+      <w:pPr>
+        <w:rPr>
+          <w:lang w:val="es-US"/>
+        </w:rPr>
+      </w:pPr>
+      <w:r>
+        <w:rPr>
+          <w:lang w:val="es-US"/>
+        </w:rPr>
+        <w:t>¿Cuál es la condición para que el juego termine y cómo se determina el ganador?</w:t>
+      </w:r>
+    </w:p>
+    <w:p>
+      <w:pPr>
+        <w:rPr>
+          <w:b/>
+          <w:bCs/>
+          <w:lang w:val="es-US"/>
+        </w:rPr>
+      </w:pPr>
+      <w:r>
+        <w:rPr>
+          <w:b/>
+          <w:bCs/>
+          <w:lang w:val="es-US"/>
+        </w:rPr>
+        <w:t>Respuesta:</w:t>
+      </w:r>
+    </w:p>
+    <w:p>
+      <w:pPr>
+        <w:rPr>
+          <w:lang w:val="es-US"/>
+        </w:rPr>
+      </w:pPr>
+      <w:r>
+        <w:rPr>
+          <w:lang w:val="es-US"/>
+        </w:rPr>
+        <w:t>El juego termina cuando uno de los jugadores llega a 0 puntos de vida o cuando el usuario decide salir presionando 'q'. El ganador se determina comparando los puntos de vida restantes al final del juego. El jugador con más puntos de vida es el ganador.</w:t>
+      </w:r>
+    </w:p>
+    <w:p>
+      <w:pPr>
+        <w:rPr>
+          <w:b/>
+          <w:bCs/>
+          <w:lang w:val="es-US"/>
+        </w:rPr>
+      </w:pPr>
+      <w:r>
+        <w:rPr>
+          <w:b/>
+          <w:bCs/>
+          <w:lang w:val="es-US"/>
+        </w:rPr>
+        <w:t>Retroalimentación de la IA:</w:t>
+      </w:r>
+    </w:p>
+    <w:p>
+      <w:pPr>
+        <w:rPr>
+          <w:lang w:val="es-US"/>
+        </w:rPr>
+      </w:pPr>
+      <w:r>
+        <w:rPr>
+          <w:lang w:val="es-US"/>
+        </w:rPr>
+        <w:t>Excelente explicación. Se identifican correctamente las condiciones de finalización del juego y el criterio para determinar al ganador.</w:t>
+      </w:r>
+    </w:p>
+    <w:p/>
+    <w:p>
+      <w:pPr>
+        <w:rPr>
+          <w:lang w:val="es-US"/>
+        </w:rPr>
+      </w:pPr>
+    </w:p>
+    <w:p>
+      <w:pPr>
+        <w:rPr>
+          <w:lang w:val="es-US"/>
+        </w:rPr>
+      </w:pPr>
+      <w:r>
+        <w:rPr>
+          <w:noProof/>
+        </w:rPr>
+        <w:drawing>
+          <wp:anchor distT="0" distB="0" distL="114300" distR="114300" simplePos="0" relativeHeight="251659264" behindDoc="0" locked="0" layoutInCell="1" allowOverlap="1" wp14:anchorId="12F60D3F" wp14:editId="1C8E70B0">
+            <wp:simplePos x="0" y="0"/>
+            <wp:positionH relativeFrom="column">
+              <wp:posOffset>0</wp:posOffset>
+            </wp:positionH>
+            <wp:positionV relativeFrom="paragraph">
+              <wp:posOffset>0</wp:posOffset>
+            </wp:positionV>
             <wp:extent cx="5943600" cy="4210050"/>
             <wp:effectExtent l="0" t="0" r="0" b="0"/>
+            <wp:wrapNone/>
             <wp:docPr id="1843086563" name="Picture 1"/>
             <wp:cNvGraphicFramePr>
               <a:graphicFrameLocks xmlns:a="http://schemas.openxmlformats.org/drawingml/2006/main" noChangeAspect="1"/>
@@ -20,7 +1074,13 @@
                     <pic:cNvPicPr/>
                   </pic:nvPicPr>
                   <pic:blipFill>
-                    <a:blip r:embed="rId4"/>
+                    <a:blip r:embed="rId6" cstate="print">
+                      <a:extLst>
+                        <a:ext uri="{28A0092B-C50C-407E-A947-70E740481C1C}">
+                          <a14:useLocalDpi xmlns:a14="http://schemas.microsoft.com/office/drawing/2010/main" val="0"/>
+                        </a:ext>
+                      </a:extLst>
+                    </a:blip>
                     <a:stretch>
                       <a:fillRect/>
                     </a:stretch>
@@ -37,7 +1097,7 @@
                 </pic:pic>
               </a:graphicData>
             </a:graphic>
-          </wp:inline>
+          </wp:anchor>
         </w:drawing>
       </w:r>
     </w:p>
@@ -49,6 +1109,315 @@
     </w:sectPr>
   </w:body>
 </w:document>
+</file>
+
+<file path=word/numbering.xml><?xml version="1.0" encoding="utf-8"?>
+<w:numbering xmlns:wpc="http://schemas.microsoft.com/office/word/2010/wordprocessingCanvas" xmlns:cx="http://schemas.microsoft.com/office/drawing/2014/chartex" xmlns:cx1="http://schemas.microsoft.com/office/drawing/2015/9/8/chartex" xmlns:cx2="http://schemas.microsoft.com/office/drawing/2015/10/21/chartex" xmlns:cx3="http://schemas.microsoft.com/office/drawing/2016/5/9/chartex" xmlns:cx4="http://schemas.microsoft.com/office/drawing/2016/5/10/chartex" xmlns:cx5="http://schemas.microsoft.com/office/drawing/2016/5/11/chartex" xmlns:cx6="http://schemas.microsoft.com/office/drawing/2016/5/12/chartex" xmlns:cx7="http://schemas.microsoft.com/office/drawing/2016/5/13/chartex" xmlns:cx8="http://schemas.microsoft.com/office/drawing/2016/5/14/chartex" xmlns:mc="http://schemas.openxmlformats.org/markup-compatibility/2006" xmlns:aink="http://schemas.microsoft.com/office/drawing/2016/ink" xmlns:am3d="http://schemas.microsoft.com/office/drawing/2017/model3d" xmlns:o="urn:schemas-microsoft-com:office:office" xmlns:oel="http://schemas.microsoft.com/office/2019/extlst" xmlns:r="http://schemas.openxmlformats.org/officeDocument/2006/relationships" xmlns:m="http://schemas.openxmlformats.org/officeDocument/2006/math" xmlns:v="urn:schemas-microsoft-com:vml" xmlns:wp14="http://schemas.microsoft.com/office/word/2010/wordprocessingDrawing" xmlns:wp="http://schemas.openxmlformats.org/drawingml/2006/wordprocessingDrawing" xmlns:w10="urn:schemas-microsoft-com:office:word" xmlns:w="http://schemas.openxmlformats.org/wordprocessingml/2006/main" xmlns:w14="http://schemas.microsoft.com/office/word/2010/wordml" xmlns:w15="http://schemas.microsoft.com/office/word/2012/wordml" xmlns:w16cex="http://schemas.microsoft.com/office/word/2018/wordml/cex" xmlns:w16cid="http://schemas.microsoft.com/office/word/2016/wordml/cid" xmlns:w16="http://schemas.microsoft.com/office/word/2018/wordml" xmlns:w16du="http://schemas.microsoft.com/office/word/2023/wordml/word16du" xmlns:w16sdtdh="http://schemas.microsoft.com/office/word/2020/wordml/sdtdatahash" xmlns:w16sdtfl="http://schemas.microsoft.com/office/word/2024/wordml/sdtformatlock" xmlns:w16se="http://schemas.microsoft.com/office/word/2015/wordml/symex" xmlns:wpg="http://schemas.microsoft.com/office/word/2010/wordprocessingGroup" xmlns:wpi="http://schemas.microsoft.com/office/word/2010/wordprocessingInk" xmlns:wne="http://schemas.microsoft.com/office/word/2006/wordml" xmlns:wps="http://schemas.microsoft.com/office/word/2010/wordprocessingShape" mc:Ignorable="w14 w15 w16se w16cid w16 w16cex w16sdtdh w16sdtfl w16du wp14">
+  <w:abstractNum w:abstractNumId="0" w15:restartNumberingAfterBreak="0">
+    <w:nsid w:val="3D093049"/>
+    <w:multiLevelType w:val="multilevel"/>
+    <w:tmpl w:val="450412B4"/>
+    <w:lvl w:ilvl="0">
+      <w:start w:val="1"/>
+      <w:numFmt w:val="bullet"/>
+      <w:lvlText w:val=""/>
+      <w:lvlJc w:val="left"/>
+      <w:pPr>
+        <w:tabs>
+          <w:tab w:val="num" w:pos="720"/>
+        </w:tabs>
+        <w:ind w:left="720" w:hanging="360"/>
+      </w:pPr>
+      <w:rPr>
+        <w:rFonts w:ascii="Symbol" w:hAnsi="Symbol" w:hint="default"/>
+        <w:sz w:val="20"/>
+      </w:rPr>
+    </w:lvl>
+    <w:lvl w:ilvl="1" w:tentative="1">
+      <w:start w:val="1"/>
+      <w:numFmt w:val="bullet"/>
+      <w:lvlText w:val="o"/>
+      <w:lvlJc w:val="left"/>
+      <w:pPr>
+        <w:tabs>
+          <w:tab w:val="num" w:pos="1440"/>
+        </w:tabs>
+        <w:ind w:left="1440" w:hanging="360"/>
+      </w:pPr>
+      <w:rPr>
+        <w:rFonts w:ascii="Courier New" w:hAnsi="Courier New" w:hint="default"/>
+        <w:sz w:val="20"/>
+      </w:rPr>
+    </w:lvl>
+    <w:lvl w:ilvl="2" w:tentative="1">
+      <w:start w:val="1"/>
+      <w:numFmt w:val="bullet"/>
+      <w:lvlText w:val=""/>
+      <w:lvlJc w:val="left"/>
+      <w:pPr>
+        <w:tabs>
+          <w:tab w:val="num" w:pos="2160"/>
+        </w:tabs>
+        <w:ind w:left="2160" w:hanging="360"/>
+      </w:pPr>
+      <w:rPr>
+        <w:rFonts w:ascii="Wingdings" w:hAnsi="Wingdings" w:hint="default"/>
+        <w:sz w:val="20"/>
+      </w:rPr>
+    </w:lvl>
+    <w:lvl w:ilvl="3" w:tentative="1">
+      <w:start w:val="1"/>
+      <w:numFmt w:val="bullet"/>
+      <w:lvlText w:val=""/>
+      <w:lvlJc w:val="left"/>
+      <w:pPr>
+        <w:tabs>
+          <w:tab w:val="num" w:pos="2880"/>
+        </w:tabs>
+        <w:ind w:left="2880" w:hanging="360"/>
+      </w:pPr>
+      <w:rPr>
+        <w:rFonts w:ascii="Wingdings" w:hAnsi="Wingdings" w:hint="default"/>
+        <w:sz w:val="20"/>
+      </w:rPr>
+    </w:lvl>
+    <w:lvl w:ilvl="4" w:tentative="1">
+      <w:start w:val="1"/>
+      <w:numFmt w:val="bullet"/>
+      <w:lvlText w:val=""/>
+      <w:lvlJc w:val="left"/>
+      <w:pPr>
+        <w:tabs>
+          <w:tab w:val="num" w:pos="3600"/>
+        </w:tabs>
+        <w:ind w:left="3600" w:hanging="360"/>
+      </w:pPr>
+      <w:rPr>
+        <w:rFonts w:ascii="Wingdings" w:hAnsi="Wingdings" w:hint="default"/>
+        <w:sz w:val="20"/>
+      </w:rPr>
+    </w:lvl>
+    <w:lvl w:ilvl="5" w:tentative="1">
+      <w:start w:val="1"/>
+      <w:numFmt w:val="bullet"/>
+      <w:lvlText w:val=""/>
+      <w:lvlJc w:val="left"/>
+      <w:pPr>
+        <w:tabs>
+          <w:tab w:val="num" w:pos="4320"/>
+        </w:tabs>
+        <w:ind w:left="4320" w:hanging="360"/>
+      </w:pPr>
+      <w:rPr>
+        <w:rFonts w:ascii="Wingdings" w:hAnsi="Wingdings" w:hint="default"/>
+        <w:sz w:val="20"/>
+      </w:rPr>
+    </w:lvl>
+    <w:lvl w:ilvl="6" w:tentative="1">
+      <w:start w:val="1"/>
+      <w:numFmt w:val="bullet"/>
+      <w:lvlText w:val=""/>
+      <w:lvlJc w:val="left"/>
+      <w:pPr>
+        <w:tabs>
+          <w:tab w:val="num" w:pos="5040"/>
+        </w:tabs>
+        <w:ind w:left="5040" w:hanging="360"/>
+      </w:pPr>
+      <w:rPr>
+        <w:rFonts w:ascii="Wingdings" w:hAnsi="Wingdings" w:hint="default"/>
+        <w:sz w:val="20"/>
+      </w:rPr>
+    </w:lvl>
+    <w:lvl w:ilvl="7" w:tentative="1">
+      <w:start w:val="1"/>
+      <w:numFmt w:val="bullet"/>
+      <w:lvlText w:val=""/>
+      <w:lvlJc w:val="left"/>
+      <w:pPr>
+        <w:tabs>
+          <w:tab w:val="num" w:pos="5760"/>
+        </w:tabs>
+        <w:ind w:left="5760" w:hanging="360"/>
+      </w:pPr>
+      <w:rPr>
+        <w:rFonts w:ascii="Wingdings" w:hAnsi="Wingdings" w:hint="default"/>
+        <w:sz w:val="20"/>
+      </w:rPr>
+    </w:lvl>
+    <w:lvl w:ilvl="8" w:tentative="1">
+      <w:start w:val="1"/>
+      <w:numFmt w:val="bullet"/>
+      <w:lvlText w:val=""/>
+      <w:lvlJc w:val="left"/>
+      <w:pPr>
+        <w:tabs>
+          <w:tab w:val="num" w:pos="6480"/>
+        </w:tabs>
+        <w:ind w:left="6480" w:hanging="360"/>
+      </w:pPr>
+      <w:rPr>
+        <w:rFonts w:ascii="Wingdings" w:hAnsi="Wingdings" w:hint="default"/>
+        <w:sz w:val="20"/>
+      </w:rPr>
+    </w:lvl>
+  </w:abstractNum>
+  <w:abstractNum w:abstractNumId="1" w15:restartNumberingAfterBreak="0">
+    <w:nsid w:val="5E65174F"/>
+    <w:multiLevelType w:val="multilevel"/>
+    <w:tmpl w:val="E6E232A6"/>
+    <w:lvl w:ilvl="0">
+      <w:start w:val="1"/>
+      <w:numFmt w:val="bullet"/>
+      <w:lvlText w:val=""/>
+      <w:lvlJc w:val="left"/>
+      <w:pPr>
+        <w:tabs>
+          <w:tab w:val="num" w:pos="720"/>
+        </w:tabs>
+        <w:ind w:left="720" w:hanging="360"/>
+      </w:pPr>
+      <w:rPr>
+        <w:rFonts w:ascii="Symbol" w:hAnsi="Symbol" w:hint="default"/>
+        <w:sz w:val="20"/>
+      </w:rPr>
+    </w:lvl>
+    <w:lvl w:ilvl="1">
+      <w:start w:val="1"/>
+      <w:numFmt w:val="bullet"/>
+      <w:lvlText w:val="o"/>
+      <w:lvlJc w:val="left"/>
+      <w:pPr>
+        <w:tabs>
+          <w:tab w:val="num" w:pos="1440"/>
+        </w:tabs>
+        <w:ind w:left="1440" w:hanging="360"/>
+      </w:pPr>
+      <w:rPr>
+        <w:rFonts w:ascii="Courier New" w:hAnsi="Courier New" w:hint="default"/>
+        <w:sz w:val="20"/>
+      </w:rPr>
+    </w:lvl>
+    <w:lvl w:ilvl="2" w:tentative="1">
+      <w:start w:val="1"/>
+      <w:numFmt w:val="bullet"/>
+      <w:lvlText w:val=""/>
+      <w:lvlJc w:val="left"/>
+      <w:pPr>
+        <w:tabs>
+          <w:tab w:val="num" w:pos="2160"/>
+        </w:tabs>
+        <w:ind w:left="2160" w:hanging="360"/>
+      </w:pPr>
+      <w:rPr>
+        <w:rFonts w:ascii="Wingdings" w:hAnsi="Wingdings" w:hint="default"/>
+        <w:sz w:val="20"/>
+      </w:rPr>
+    </w:lvl>
+    <w:lvl w:ilvl="3" w:tentative="1">
+      <w:start w:val="1"/>
+      <w:numFmt w:val="bullet"/>
+      <w:lvlText w:val=""/>
+      <w:lvlJc w:val="left"/>
+      <w:pPr>
+        <w:tabs>
+          <w:tab w:val="num" w:pos="2880"/>
+        </w:tabs>
+        <w:ind w:left="2880" w:hanging="360"/>
+      </w:pPr>
+      <w:rPr>
+        <w:rFonts w:ascii="Wingdings" w:hAnsi="Wingdings" w:hint="default"/>
+        <w:sz w:val="20"/>
+      </w:rPr>
+    </w:lvl>
+    <w:lvl w:ilvl="4" w:tentative="1">
+      <w:start w:val="1"/>
+      <w:numFmt w:val="bullet"/>
+      <w:lvlText w:val=""/>
+      <w:lvlJc w:val="left"/>
+      <w:pPr>
+        <w:tabs>
+          <w:tab w:val="num" w:pos="3600"/>
+        </w:tabs>
+        <w:ind w:left="3600" w:hanging="360"/>
+      </w:pPr>
+      <w:rPr>
+        <w:rFonts w:ascii="Wingdings" w:hAnsi="Wingdings" w:hint="default"/>
+        <w:sz w:val="20"/>
+      </w:rPr>
+    </w:lvl>
+    <w:lvl w:ilvl="5" w:tentative="1">
+      <w:start w:val="1"/>
+      <w:numFmt w:val="bullet"/>
+      <w:lvlText w:val=""/>
+      <w:lvlJc w:val="left"/>
+      <w:pPr>
+        <w:tabs>
+          <w:tab w:val="num" w:pos="4320"/>
+        </w:tabs>
+        <w:ind w:left="4320" w:hanging="360"/>
+      </w:pPr>
+      <w:rPr>
+        <w:rFonts w:ascii="Wingdings" w:hAnsi="Wingdings" w:hint="default"/>
+        <w:sz w:val="20"/>
+      </w:rPr>
+    </w:lvl>
+    <w:lvl w:ilvl="6" w:tentative="1">
+      <w:start w:val="1"/>
+      <w:numFmt w:val="bullet"/>
+      <w:lvlText w:val=""/>
+      <w:lvlJc w:val="left"/>
+      <w:pPr>
+        <w:tabs>
+          <w:tab w:val="num" w:pos="5040"/>
+        </w:tabs>
+        <w:ind w:left="5040" w:hanging="360"/>
+      </w:pPr>
+      <w:rPr>
+        <w:rFonts w:ascii="Wingdings" w:hAnsi="Wingdings" w:hint="default"/>
+        <w:sz w:val="20"/>
+      </w:rPr>
+    </w:lvl>
+    <w:lvl w:ilvl="7" w:tentative="1">
+      <w:start w:val="1"/>
+      <w:numFmt w:val="bullet"/>
+      <w:lvlText w:val=""/>
+      <w:lvlJc w:val="left"/>
+      <w:pPr>
+        <w:tabs>
+          <w:tab w:val="num" w:pos="5760"/>
+        </w:tabs>
+        <w:ind w:left="5760" w:hanging="360"/>
+      </w:pPr>
+      <w:rPr>
+        <w:rFonts w:ascii="Wingdings" w:hAnsi="Wingdings" w:hint="default"/>
+        <w:sz w:val="20"/>
+      </w:rPr>
+    </w:lvl>
+    <w:lvl w:ilvl="8" w:tentative="1">
+      <w:start w:val="1"/>
+      <w:numFmt w:val="bullet"/>
+      <w:lvlText w:val=""/>
+      <w:lvlJc w:val="left"/>
+      <w:pPr>
+        <w:tabs>
+          <w:tab w:val="num" w:pos="6480"/>
+        </w:tabs>
+        <w:ind w:left="6480" w:hanging="360"/>
+      </w:pPr>
+      <w:rPr>
+        <w:rFonts w:ascii="Wingdings" w:hAnsi="Wingdings" w:hint="default"/>
+        <w:sz w:val="20"/>
+      </w:rPr>
+    </w:lvl>
+  </w:abstractNum>
+  <w:num w:numId="1" w16cid:durableId="2127693327">
+    <w:abstractNumId w:val="0"/>
+  </w:num>
+  <w:num w:numId="2" w16cid:durableId="784733727">
+    <w:abstractNumId w:val="1"/>
+  </w:num>
+</w:numbering>
 </file>
 
 <file path=word/styles.xml><?xml version="1.0" encoding="utf-8"?>
@@ -654,7 +2023,6 @@
   <w:style w:type="character" w:default="1" w:styleId="DefaultParagraphFont">
     <w:name w:val="Default Paragraph Font"/>
     <w:uiPriority w:val="1"/>
-    <w:semiHidden/>
     <w:unhideWhenUsed/>
   </w:style>
   <w:style w:type="table" w:default="1" w:styleId="TableNormal">
@@ -966,6 +2334,29 @@
       <w:smallCaps/>
       <w:color w:val="0F4761" w:themeColor="accent1" w:themeShade="BF"/>
       <w:spacing w:val="5"/>
+    </w:rPr>
+  </w:style>
+  <w:style w:type="character" w:styleId="Hyperlink">
+    <w:name w:val="Hyperlink"/>
+    <w:basedOn w:val="DefaultParagraphFont"/>
+    <w:uiPriority w:val="99"/>
+    <w:unhideWhenUsed/>
+    <w:rsid w:val="00C703D5"/>
+    <w:rPr>
+      <w:color w:val="467886" w:themeColor="hyperlink"/>
+      <w:u w:val="single"/>
+    </w:rPr>
+  </w:style>
+  <w:style w:type="character" w:styleId="UnresolvedMention">
+    <w:name w:val="Unresolved Mention"/>
+    <w:basedOn w:val="DefaultParagraphFont"/>
+    <w:uiPriority w:val="99"/>
+    <w:semiHidden/>
+    <w:unhideWhenUsed/>
+    <w:rsid w:val="00C703D5"/>
+    <w:rPr>
+      <w:color w:val="605E5C"/>
+      <w:shd w:val="clear" w:color="auto" w:fill="E1DFDD"/>
     </w:rPr>
   </w:style>
 </w:styles>
